--- a/output/docx/es/BUFRCREX_TableB_es_15.docx
+++ b/output/docx/es/BUFRCREX_TableB_es_15.docx
@@ -825,7 +825,7 @@
                 <w:b w:val="0"/>
                 <w:sz w:val="16"/>
               </w:rPr>
-              <w:t>Note 1: El descriptor 3 04 035 se ha relegado.</w:t>
+              <w:t>Note B1: 0 15 003 es la presión parcial de ozono medida al nivel de presión identificado mediante 0 07 004.</w:t>
             </w:r>
           </w:p>
         </w:tc>
@@ -1018,7 +1018,7 @@
                 <w:b w:val="0"/>
                 <w:sz w:val="16"/>
               </w:rPr>
-              <w:t>Note 2: La secuencia 3 07 082 se ha relegado.</w:t>
+              <w:t>Note B2: 0 15 004 (CF) se define como: CF = TOI/TOS donde TOI es el valor de ozono integrado obtenido “simultáneamente a un sondeo” mediante un espectrofotómetro Dobson o Brewer en el emplazamiento o “en sus proximidades”, y TOS es el ozono total obtenido del sondeo. TOS es la suma del ozono integrado por debajo del nivel de presión más bajo alcanzado por el sondeo más la estimación de la citada cantidad. En ausencia de mediciones de espectrofotómetro, CF = Valor faltante.</w:t>
             </w:r>
           </w:p>
         </w:tc>
@@ -1211,7 +1211,7 @@
                 <w:b w:val="0"/>
                 <w:sz w:val="16"/>
               </w:rPr>
-              <w:t>Note 3: El descriptor 3 10 027 ha dejado de usarse.</w:t>
+              <w:t>Note B3: 0 15 005 es el valor obtenido como resultado de la integración vertical de los valores de sondeo (0 15 003) medidos por debajo del nivel de presión más bajo alcanzado por la sonda, y multiplicado por 0 15 004.</w:t>
             </w:r>
           </w:p>
         </w:tc>
@@ -4232,7 +4232,7 @@
                 <w:b w:val="0"/>
                 <w:sz w:val="16"/>
               </w:rPr>
-              <w:t>Note 79: Para este descriptor, los valores inferiores a –1 indican predominancia de aerosoles dispersantes, cuya concentración aumenta a medida que el valor aumenta negativamente. Valores superiores a +1 indican predominancia de aerosoles absorbentes, cuya concentración aumenta a medida que el valor aumenta positivamente. Los valores comprendidos entre –1 y +1 indican nubes o ruido.</w:t>
+              <w:t>Note B79: Para este descriptor, los valores inferiores a –1 indican predominancia de aerosoles dispersantes, cuya concentración aumenta a medida que el valor aumenta negativamente. Valores superiores a +1 indican predominancia de aerosoles absorbentes, cuya concentración aumenta a medida que el valor aumenta positivamente. Los valores comprendidos entre –1 y +1 indican nubes o ruido.</w:t>
             </w:r>
           </w:p>
         </w:tc>
@@ -5385,7 +5385,7 @@
                 <w:b w:val="0"/>
                 <w:sz w:val="16"/>
               </w:rPr>
-              <w:t>Note 142: La refractividad, N, está relacionada con el índice de refracción n mediante la fórmula N = 106 (n - 1). Por consiguiente, N carece de dimensiones, pero los valores calculados mediante la fórmula se expresan convencionalmente en “unidades N”.</w:t>
+              <w:t>Note B142: La refractividad, N, está relacionada con el índice de refracción n mediante la fórmula N = 106 (n - 1). Por consiguiente, N carece de dimensiones, pero los valores calculados mediante la fórmula se expresan convencionalmente en “unidades N”.</w:t>
             </w:r>
           </w:p>
         </w:tc>
@@ -5770,7 +5770,7 @@
                 <w:b w:val="0"/>
                 <w:sz w:val="16"/>
               </w:rPr>
-              <w:t>Note 4: Se necesitan algunos descriptores más para reducir el volumen de trabajo con respecto a la base de datos de la estación, por ejemplo para la identificación del estado federal y la identificación de autopista.</w:t>
+              <w:t>Note B4: El descriptor 0 15 038 indica el retraso de una onda electromagnética en una atmósfera neutra en comparación con una propagación sin perturbaciones en el vacío. El retraso debido a gases ionizados en la ionosfera no está cubierto, por lo que hay una “atmósfera neutra”. El retraso en metros es el retraso temporal multiplicado por la velocidad de la luz en el vacío.</w:t>
             </w:r>
           </w:p>
         </w:tc>
@@ -6155,7 +6155,7 @@
                 <w:b w:val="0"/>
                 <w:sz w:val="16"/>
               </w:rPr>
-              <w:t>Note 78: En la AR IV se notifica la temperatura máxima a las 1200 UTC para el día civil anterior (es decir, la hora final del período no es igual a la hora nominal del informe). Para representar el intervalo de tiempo requerido, se debe incluir dos veces el descriptor 0 04 024. Si el período finaliza a la hora nominal del informe, el valor del segundo 0 04 024 se cifrará en 0.</w:t>
+              <w:t>Note B78: Para este descriptor, los valores superiores a +6 indican contaminación por dióxido de azufre, cuya densidad aumenta a medida que el valor aumenta positivamente. El valor se calcula a partir de una medición en unidades Dobson (DU), pero para una temperatura específica y perfiles de concentración asumidos que pueden no corresponderse con el verdadero estado de la atmósfera. Habida cuenta de esas deficiencias, se notifica como índice numérico.</w:t>
             </w:r>
           </w:p>
         </w:tc>
@@ -6540,7 +6540,7 @@
                 <w:b w:val="0"/>
                 <w:sz w:val="16"/>
               </w:rPr>
-              <w:t>Note 77: En la AR III se notifican las temperaturas máxima diurna y mínima nocturna (es decir, la hora final del período podrá no ser igual a la hora nominal del informe). Para representar el intervalo de tiempo requerido, se debe incluir dos veces el descriptor 0 04 024. Si el período finaliza a la hora nominal del informe, el valor del segundo 0 04 024 se cifrará en 0.</w:t>
+              <w:t>Note B77: Para este descriptor, los valores negativos indican ruido, mala calibración o presencia de aerosoles absorbentes. La conservación de esos valores permite una mejor estimación subsiguiente del error de calibración.</w:t>
             </w:r>
           </w:p>
         </w:tc>
@@ -6733,7 +6733,7 @@
                 <w:b w:val="0"/>
                 <w:sz w:val="16"/>
               </w:rPr>
-              <w:t>Note 80: Para este descriptor, las unidades representan la desviación climatológica estándar del valor del ozono troposférico para una latitud determinada. Por valor de 5,0 indica un perfil con un valor del ozono troposférico de 5,0 respecto de la desviación estándar superior al promedio climatológico. ejemplo, un</w:t>
+              <w:t>Note B80: Para este descriptor, las unidades representan la desviación climatológica estándar del valor del ozono troposférico para una latitud determinada. Por valor de 5,0 indica un perfil con un valor del ozono troposférico de 5,0 respecto de la desviación estándar superior al promedio climatológico. ejemplo, un</w:t>
             </w:r>
           </w:p>
         </w:tc>
@@ -11666,7 +11666,7 @@
                 <w:b w:val="0"/>
                 <w:sz w:val="16"/>
               </w:rPr>
-              <w:t>Note 5: Este valor, que ha sido proporcionado por el centro secundario ARINC, es más bien un pseudovalor que el valor real. Solo ARINC conoce la relación entre este pseudovalor y el valor verdadero.</w:t>
+              <w:t>Note B5: El descriptor 0 15 079 indica el retraso del trayecto hipotético con el transmisor, es decir, el satélite GNSS, en el cénit del recibidor.</w:t>
             </w:r>
           </w:p>
         </w:tc>
@@ -12051,7 +12051,7 @@
                 <w:b w:val="0"/>
                 <w:sz w:val="16"/>
               </w:rPr>
-              <w:t>Note 6: Valores de las tablas de cifrado : FRQ = cifra de clave 8 (8 octas) : OCNL EMBD : ISOL = cifra de clave 6 (6 octas) = cifra de clave 2 (2 octas) cuando se trata de un cumulonimbus</w:t>
+              <w:t>Note B6: El descriptor 0 15 081 indica la contribución del vapor de agua atmosférico al retraso del trayecto.</w:t>
             </w:r>
           </w:p>
         </w:tc>
@@ -12260,7 +12260,7 @@
                 <w:b w:val="0"/>
                 <w:sz w:val="16"/>
               </w:rPr>
-              <w:t>Note 16: La identificación de la hora se refiere al comienzo del período de un mes.</w:t>
+              <w:t>Note B16: El descriptor 0 15 082 indica la cantidad de vapor de agua atmosférico integrado en el trayecto de la señal.</w:t>
             </w:r>
           </w:p>
         </w:tc>
@@ -12453,7 +12453,7 @@
                 <w:b w:val="0"/>
                 <w:sz w:val="16"/>
               </w:rPr>
-              <w:t>Note 7: Los mensajes BUFR compuestos pueden describirse dentro de la Sección de descripción de datos, según corresponda (por ejemplo: 3 01 041, 3 04 001, 3 04 002, 3 04 003, 3 04 004, 3 04 005, 3 04 006).</w:t>
+              <w:t>Note B7: El descriptor 0 15 083 indica el gradiente (este-oeste o norte-sur) de la atmósfera neutra estimado por el procesamiento del GNSS.</w:t>
             </w:r>
           </w:p>
         </w:tc>
@@ -12646,7 +12646,7 @@
                 <w:b w:val="0"/>
                 <w:sz w:val="16"/>
               </w:rPr>
-              <w:t>Note 17: En cada posición de los sensores de la carretera se mide: – la temperatura de la superficie de la carretera; – la temperatura de la subsuperficie de la carretera; – el espesor de la lámina de agua; – la condición de la superficie de la carretera.</w:t>
+              <w:t>Note B17: El descriptor 0 15 084 indica la contribución no modelada al retraso del trayecto estimado por el ajuste de los mínimos cuadrados de los retrasos de los trayectos en el GNSS.</w:t>
             </w:r>
           </w:p>
         </w:tc>
@@ -12839,7 +12839,7 @@
                 <w:b w:val="0"/>
                 <w:sz w:val="16"/>
               </w:rPr>
-              <w:t>Note 8: Los datos representados por esta secuencia deben ordenarse en orden descendiente respecto de la presión.</w:t>
+              <w:t>Note B8: El descriptor 0 15 085 indica el exceso de retraso debido a los efectos multitrayecto que es necesario eliminar del retraso de trayecto estimado.</w:t>
             </w:r>
           </w:p>
         </w:tc>
@@ -13032,7 +13032,7 @@
                 <w:b w:val="0"/>
                 <w:sz w:val="16"/>
               </w:rPr>
-              <w:t>Note 22: Espectros direccionales completos (Ib = 1 en WAVEOB con más de una dirección por banda de número de onda). El conteo de repeticiones es el número de direcciones por banda de número de onda que debería abarcar normalmente todo el círculo.</w:t>
+              <w:t>Note B22: Una función de mapeo es una proyección empírica del retraso cenital en el retraso del trayecto. Retraso del trayecto = función de mapeo * retraso cenital. Es un número real adimensional superior o igual a uno. Se utilizan distintas funciones de mapeo para las contribuciones secas e hidrostáticas al retraso y para los gradientes del GNSS. I.2 – BUFR/CREX Tabla B/15 – 6</w:t>
             </w:r>
           </w:p>
         </w:tc>
@@ -13225,7 +13225,7 @@
                 <w:b w:val="0"/>
                 <w:sz w:val="16"/>
               </w:rPr>
-              <w:t>Note 22: Espectros direccionales completos (Ib = 1 en WAVEOB con más de una dirección por banda de número de onda). El conteo de repeticiones es el número de direcciones por banda de número de onda que debería abarcar normalmente todo el círculo.</w:t>
+              <w:t>Note B22: Una función de mapeo es una proyección empírica del retraso cenital en el retraso del trayecto. Retraso del trayecto = función de mapeo * retraso cenital. Es un número real adimensional superior o igual a uno. Se utilizan distintas funciones de mapeo para las contribuciones secas e hidrostáticas al retraso y para los gradientes del GNSS. I.2 – BUFR/CREX Tabla B/15 – 6</w:t>
             </w:r>
           </w:p>
         </w:tc>
@@ -13418,7 +13418,7 @@
                 <w:b w:val="0"/>
                 <w:sz w:val="16"/>
               </w:rPr>
-              <w:t>Note 22: Espectros direccionales completos (Ib = 1 en WAVEOB con más de una dirección por banda de número de onda). El conteo de repeticiones es el número de direcciones por banda de número de onda que debería abarcar normalmente todo el círculo.</w:t>
+              <w:t>Note B22: Una función de mapeo es una proyección empírica del retraso cenital en el retraso del trayecto. Retraso del trayecto = función de mapeo * retraso cenital. Es un número real adimensional superior o igual a uno. Se utilizan distintas funciones de mapeo para las contribuciones secas e hidrostáticas al retraso y para los gradientes del GNSS. I.2 – BUFR/CREX Tabla B/15 – 6</w:t>
             </w:r>
           </w:p>
         </w:tc>
@@ -13611,7 +13611,7 @@
                 <w:b w:val="0"/>
                 <w:sz w:val="16"/>
               </w:rPr>
-              <w:t>Note 18: Ningún descriptor de operadores se reserva para uso local.</w:t>
+              <w:t>Note B18: El descriptor 0 15 089 indica la contribución de la atmósfera (casi) seca al trayecto cenital según lo expresa la ecuación hidrostática.</w:t>
             </w:r>
           </w:p>
         </w:tc>
@@ -13804,7 +13804,7 @@
                 <w:b w:val="0"/>
                 <w:sz w:val="16"/>
               </w:rPr>
-              <w:t>Note 19: Un suceso, como se define para su uso con los operadores 2 41 000 y 2 42 000, es una serie de una o más circunstancias descrita usando descriptores de la Tabla B adecuados junto con sus correspondientes valores de datos. El agrupamiento de tales descriptores en conjunto considerados como un solo “suceso” les permite ser asignados colectivamente como el objetivo de un descriptor separado como el 0 33 045 o el 0 33 046. Cuando define una circunstancia dentro de un suceso, el descriptor 0 33 042 puede emplearse precediendo al descriptor adecuado de la Tabla B para indicar que el valor correspondiente es en realidad el límite de una gama de valores.</w:t>
+              <w:t>Note B19: El descriptor 0 15 090 indica el retraso del trayecto cenital debido a la atmosfera hidrostática neutra mapeado en el trayecto de la señal.</w:t>
             </w:r>
           </w:p>
         </w:tc>
